--- a/data/revised_2026-10_full/tracked/v2/Biology/SS2.1_Plant_Nutrition/Biology_Plant_Nutrition_FinalExplanation_TeacherKey_TRACKED.docx
+++ b/data/revised_2026-10_full/tracked/v2/Biology/SS2.1_Plant_Nutrition/Biology_Plant_Nutrition_FinalExplanation_TeacherKey_TRACKED.docx
@@ -329,7 +329,7 @@
               </w:rPr>
               <w:t xml:space="preserve">Amina's sukuma wiki and a mushroom growing nearby get their food in different ways. (a) Name the type of nutrition each organism uses and explain the difference between them</w:t>
             </w:r>
-            <w:ins w:id="9001" w:author="Claude (AI) - proposed" w:date="2026-10-15T02:49:34Z">
+            <w:ins w:id="9001" w:author="Claude (AI) - proposed" w:date="2026-10-18T00:25:50Z">
               <w:r>
                 <w:rPr>
                   <w:rFonts w:ascii="Arial" w:cs="Arial" w:eastAsia="Arial" w:hAnsi="Arial"/>
@@ -390,7 +390,7 @@
               </w:rPr>
               <w:t xml:space="preserve">(a) The sukuma wiki is an autotroph: it makes its own food from simple inorganic raw materials. The mushroom is a heterotroph: it cannot make its own food and depends on ready-made organic food from other sources</w:t>
             </w:r>
-            <w:ins w:id="9002" w:author="Claude (AI) - proposed" w:date="2026-10-15T02:49:34Z">
+            <w:ins w:id="9002" w:author="Claude (AI) - proposed" w:date="2026-10-18T00:25:50Z">
               <w:r>
                 <w:rPr>
                   <w:rFonts w:ascii="Arial" w:cs="Arial" w:eastAsia="Arial" w:hAnsi="Arial"/>
@@ -645,7 +645,7 @@
               </w:rPr>
               <w:t xml:space="preserve">(a) In the starch test on a variegated or partly covered leaf, describe the iodine result in each of the three regions: white region, covered green region, and uncovered green region. What does each result tell you? (b) Describe what happens in the light-dependent reactions and in the light-independent reactions (Calvin cycle), including where each takes place and how the two stages are linked. </w:t>
             </w:r>
-            <w:ins w:id="9003" w:author="Claude (AI) - proposed" w:date="2026-10-15T02:49:34Z">
+            <w:ins w:id="9003" w:author="Claude (AI) - proposed" w:date="2026-10-18T00:25:50Z">
               <w:r>
                 <w:rPr>
                   <w:rFonts w:ascii="Arial" w:cs="Arial" w:eastAsia="Arial" w:hAnsi="Arial"/>
@@ -706,7 +706,7 @@
               </w:rPr>
               <w:t xml:space="preserve">(a) White region (no chlorophyll): it stayed brown-orange, so no starch was made, showing chlorophyll is needed. Covered green region (chlorophyll but no light): it stayed brown-orange, so no starch was made, showing light is needed. Uncovered green region (chlorophyll and light): it turned blue-black, so starch was present. Both chlorophyll and light must be present together for photosynthesis. (b) The light-dependent reactions take place in the thylakoid membranes of the chloroplast. Chlorophyll in Photosystems II and I absorbs light and excites electrons, which pass along the electron transport chain. Water is split (photolysis: 2H2O → 4H+ + 4e- + O2), releasing oxygen and supplying electrons. ATP is made by photophosphorylation, and NADP+ is reduced to NADPH. The light-independent reactions (Calvin cycle) take place in the stroma. CO2 is fixed onto RuBP by the enzyme RuBisCO to form 3-PGA. The 3-PGA is reduced to G3P using the ATP and NADPH from the light stage. Some G3P is used to make glucose and some regenerates RuBP. The ATP and NADPH link the two stages. </w:t>
             </w:r>
-            <w:ins w:id="9004" w:author="Claude (AI) - proposed" w:date="2026-10-15T02:49:34Z">
+            <w:ins w:id="9004" w:author="Claude (AI) - proposed" w:date="2026-10-18T00:25:50Z">
               <w:r>
                 <w:rPr>
                   <w:rFonts w:ascii="Arial" w:cs="Arial" w:eastAsia="Arial" w:hAnsi="Arial"/>
@@ -831,7 +831,7 @@
               </w:rPr>
               <w:t xml:space="preserve">(a) In the Lesson 7 investigation you counted </w:t>
             </w:r>
-            <w:del w:id="9005" w:author="Claude (AI) - proposed" w:date="2026-10-15T02:49:34Z">
+            <w:del w:id="9005" w:author="Claude (AI) - proposed" w:date="2026-10-18T00:25:50Z">
               <w:r>
                 <w:rPr>
                   <w:rFonts w:ascii="Arial" w:cs="Arial" w:eastAsia="Arial" w:hAnsi="Arial"/>
@@ -846,7 +846,7 @@
                 <w:delText xml:space="preserve">oxygen bubbles</w:delText>
               </w:r>
             </w:del>
-            <w:ins w:id="9006" w:author="Claude (AI) - proposed" w:date="2026-10-15T02:49:34Z">
+            <w:ins w:id="9006" w:author="Claude (AI) - proposed" w:date="2026-10-18T00:25:50Z">
               <w:r>
                 <w:rPr>
                   <w:rFonts w:ascii="Arial" w:cs="Arial" w:eastAsia="Arial" w:hAnsi="Arial"/>
@@ -1004,7 +1004,7 @@
               </w:rPr>
               <w:t xml:space="preserve">(a) Name two mineral nutrients taken up from the soil, say how roots absorb them, and describe what each is needed for and what deficiency symptom you would expect. (b) Write a complete explanation answering the driving question: why does the sukuma wiki wilt at midday even when the soil is wet, and what does a plant actually need to stay green, grow, and make its own food? Your answer must explain both the wilting and the pallor in the shade. (c) Give one practical piece of advice, based on your explanation, that a Kenyan smallholder farmer could use to improve sukuma wiki yield</w:t>
             </w:r>
-            <w:ins w:id="9007" w:author="Claude (AI) - proposed" w:date="2026-10-15T02:49:34Z">
+            <w:ins w:id="9007" w:author="Claude (AI) - proposed" w:date="2026-10-18T00:25:50Z">
               <w:r>
                 <w:rPr>
                   <w:rFonts w:ascii="Arial" w:cs="Arial" w:eastAsia="Arial" w:hAnsi="Arial"/>
@@ -1065,7 +1065,7 @@
               </w:rPr>
               <w:t xml:space="preserve">(a) Nitrogen is needed to make proteins and chlorophyll; a deficiency causes chlorosis (pale yellow leaves) and stunted growth. Magnesium is needed to make chlorophyll; a deficiency causes yellowing of leaves. (Phosphorus, potassium and others are also acceptable with correct functions and symptoms.) Minerals dissolved in soil water are absorbed through the root hair cells by active transport. (b) Wilting: in the strong midday sun the stomata are open for CO2 to enter for photosynthesis, and water vapour is lost by transpiration. When water leaves through the stomata faster than the xylem can deliver it from the roots, the leaf cells lose turgor and the plant wilts, even though the soil is moist. Overnight the stomata close, transpiration slows, the xylem catches up, turgor is restored, and the plant recovers. Pallor in the shade: less light under the mango tree reduces the light-dependent reactions, so less ATP and NADPH are made and the Calvin cycle produces less glucose. The plant has less food for growth, so it grows slowly, and it has less energy and fewer building materials to make and maintain chlorophyll, so the leaves turn pale. Low light is the limiting factor. Minerals matter too: nitrogen and magnesium are needed to build chlorophyll, so the soil must supply them for the leaves to stay green. To stay green, grow and make its own food, the plant needs light, chlorophyll, water and CO2, plus minerals such as nitrogen and magnesium from the soil, and when any one is limiting, photosynthesis slows. (c) For example: water the sukuma wiki in the early morning or evening and not at midday, so that water supply keeps up with loss; plant it in a place with enough sunlight rather than deep shade; and apply a fertiliser or manure containing nitrogen so the leaves can make chlorophyll and stay green.</w:t>
             </w:r>
-            <w:ins w:id="9008" w:author="Claude (AI) - proposed" w:date="2026-10-15T02:49:34Z">
+            <w:ins w:id="9008" w:author="Claude (AI) - proposed" w:date="2026-10-18T00:25:50Z">
               <w:r>
                 <w:rPr>
                   <w:rFonts w:ascii="Arial" w:cs="Arial" w:eastAsia="Arial" w:hAnsi="Arial"/>
@@ -1333,7 +1333,7 @@
               <w:spacing w:after="40" w:before="0"/>
               <w:jc w:val="left"/>
             </w:pPr>
-            <w:ins w:id="9009" w:author="Claude (AI) - proposed" w:date="2026-10-15T02:49:34Z">
+            <w:ins w:id="9009" w:author="Claude (AI) - proposed" w:date="2026-10-18T00:25:50Z">
               <w:r>
                 <w:rPr>
                   <w:rFonts w:ascii="Arial" w:cs="Arial" w:eastAsia="Arial" w:hAnsi="Arial"/>
@@ -1381,7 +1381,7 @@
               <w:spacing w:after="40" w:before="0"/>
               <w:jc w:val="left"/>
             </w:pPr>
-            <w:ins w:id="9010" w:author="Claude (AI) - proposed" w:date="2026-10-15T02:49:34Z">
+            <w:ins w:id="9010" w:author="Claude (AI) - proposed" w:date="2026-10-18T00:25:50Z">
               <w:r>
                 <w:rPr>
                   <w:rFonts w:ascii="Arial" w:cs="Arial" w:eastAsia="Arial" w:hAnsi="Arial"/>
@@ -1429,7 +1429,7 @@
               <w:spacing w:after="40" w:before="0"/>
               <w:jc w:val="left"/>
             </w:pPr>
-            <w:ins w:id="9011" w:author="Claude (AI) - proposed" w:date="2026-10-15T02:49:34Z">
+            <w:ins w:id="9011" w:author="Claude (AI) - proposed" w:date="2026-10-18T00:25:50Z">
               <w:r>
                 <w:rPr>
                   <w:rFonts w:ascii="Arial" w:cs="Arial" w:eastAsia="Arial" w:hAnsi="Arial"/>
@@ -1512,7 +1512,7 @@
               <w:spacing w:after="40" w:before="0"/>
               <w:jc w:val="left"/>
             </w:pPr>
-            <w:ins w:id="9012" w:author="Claude (AI) - proposed" w:date="2026-10-15T02:49:34Z">
+            <w:ins w:id="9012" w:author="Claude (AI) - proposed" w:date="2026-10-18T00:25:50Z">
               <w:r>
                 <w:rPr>
                   <w:rFonts w:ascii="Arial" w:cs="Arial" w:eastAsia="Arial" w:hAnsi="Arial"/>
@@ -1560,7 +1560,7 @@
               <w:spacing w:after="40" w:before="0"/>
               <w:jc w:val="left"/>
             </w:pPr>
-            <w:ins w:id="9013" w:author="Claude (AI) - proposed" w:date="2026-10-15T02:49:34Z">
+            <w:ins w:id="9013" w:author="Claude (AI) - proposed" w:date="2026-10-18T00:25:50Z">
               <w:r>
                 <w:rPr>
                   <w:rFonts w:ascii="Arial" w:cs="Arial" w:eastAsia="Arial" w:hAnsi="Arial"/>
@@ -1608,7 +1608,7 @@
               <w:spacing w:after="40" w:before="0"/>
               <w:jc w:val="left"/>
             </w:pPr>
-            <w:ins w:id="9014" w:author="Claude (AI) - proposed" w:date="2026-10-15T02:49:34Z">
+            <w:ins w:id="9014" w:author="Claude (AI) - proposed" w:date="2026-10-18T00:25:50Z">
               <w:r>
                 <w:rPr>
                   <w:rFonts w:ascii="Arial" w:cs="Arial" w:eastAsia="Arial" w:hAnsi="Arial"/>
@@ -1691,7 +1691,7 @@
               <w:spacing w:after="40" w:before="0"/>
               <w:jc w:val="left"/>
             </w:pPr>
-            <w:ins w:id="9015" w:author="Claude (AI) - proposed" w:date="2026-10-15T02:49:34Z">
+            <w:ins w:id="9015" w:author="Claude (AI) - proposed" w:date="2026-10-18T00:25:50Z">
               <w:r>
                 <w:rPr>
                   <w:rFonts w:ascii="Arial" w:cs="Arial" w:eastAsia="Arial" w:hAnsi="Arial"/>
@@ -1739,7 +1739,7 @@
               <w:spacing w:after="40" w:before="0"/>
               <w:jc w:val="left"/>
             </w:pPr>
-            <w:ins w:id="9016" w:author="Claude (AI) - proposed" w:date="2026-10-15T02:49:34Z">
+            <w:ins w:id="9016" w:author="Claude (AI) - proposed" w:date="2026-10-18T00:25:50Z">
               <w:r>
                 <w:rPr>
                   <w:rFonts w:ascii="Arial" w:cs="Arial" w:eastAsia="Arial" w:hAnsi="Arial"/>
@@ -1787,7 +1787,7 @@
               <w:spacing w:after="40" w:before="0"/>
               <w:jc w:val="left"/>
             </w:pPr>
-            <w:ins w:id="9017" w:author="Claude (AI) - proposed" w:date="2026-10-15T02:49:34Z">
+            <w:ins w:id="9017" w:author="Claude (AI) - proposed" w:date="2026-10-18T00:25:50Z">
               <w:r>
                 <w:rPr>
                   <w:rFonts w:ascii="Arial" w:cs="Arial" w:eastAsia="Arial" w:hAnsi="Arial"/>
@@ -1870,7 +1870,7 @@
               <w:spacing w:after="40" w:before="0"/>
               <w:jc w:val="left"/>
             </w:pPr>
-            <w:ins w:id="9018" w:author="Claude (AI) - proposed" w:date="2026-10-15T02:49:34Z">
+            <w:ins w:id="9018" w:author="Claude (AI) - proposed" w:date="2026-10-18T00:25:50Z">
               <w:r>
                 <w:rPr>
                   <w:rFonts w:ascii="Arial" w:cs="Arial" w:eastAsia="Arial" w:hAnsi="Arial"/>
@@ -1918,7 +1918,7 @@
               <w:spacing w:after="40" w:before="0"/>
               <w:jc w:val="left"/>
             </w:pPr>
-            <w:ins w:id="9019" w:author="Claude (AI) - proposed" w:date="2026-10-15T02:49:34Z">
+            <w:ins w:id="9019" w:author="Claude (AI) - proposed" w:date="2026-10-18T00:25:50Z">
               <w:r>
                 <w:rPr>
                   <w:rFonts w:ascii="Arial" w:cs="Arial" w:eastAsia="Arial" w:hAnsi="Arial"/>
@@ -1966,7 +1966,7 @@
               <w:spacing w:after="40" w:before="0"/>
               <w:jc w:val="left"/>
             </w:pPr>
-            <w:ins w:id="9020" w:author="Claude (AI) - proposed" w:date="2026-10-15T02:49:34Z">
+            <w:ins w:id="9020" w:author="Claude (AI) - proposed" w:date="2026-10-18T00:25:50Z">
               <w:r>
                 <w:rPr>
                   <w:rFonts w:ascii="Arial" w:cs="Arial" w:eastAsia="Arial" w:hAnsi="Arial"/>
@@ -2049,7 +2049,7 @@
               <w:spacing w:after="40" w:before="0"/>
               <w:jc w:val="left"/>
             </w:pPr>
-            <w:ins w:id="9021" w:author="Claude (AI) - proposed" w:date="2026-10-15T02:49:34Z">
+            <w:ins w:id="9021" w:author="Claude (AI) - proposed" w:date="2026-10-18T00:25:50Z">
               <w:r>
                 <w:rPr>
                   <w:rFonts w:ascii="Arial" w:cs="Arial" w:eastAsia="Arial" w:hAnsi="Arial"/>
@@ -2097,7 +2097,7 @@
               <w:spacing w:after="40" w:before="0"/>
               <w:jc w:val="left"/>
             </w:pPr>
-            <w:ins w:id="9022" w:author="Claude (AI) - proposed" w:date="2026-10-15T02:49:34Z">
+            <w:ins w:id="9022" w:author="Claude (AI) - proposed" w:date="2026-10-18T00:25:50Z">
               <w:r>
                 <w:rPr>
                   <w:rFonts w:ascii="Arial" w:cs="Arial" w:eastAsia="Arial" w:hAnsi="Arial"/>
@@ -2145,7 +2145,7 @@
               <w:spacing w:after="40" w:before="0"/>
               <w:jc w:val="left"/>
             </w:pPr>
-            <w:ins w:id="9023" w:author="Claude (AI) - proposed" w:date="2026-10-15T02:49:34Z">
+            <w:ins w:id="9023" w:author="Claude (AI) - proposed" w:date="2026-10-18T00:25:50Z">
               <w:r>
                 <w:rPr>
                   <w:rFonts w:ascii="Arial" w:cs="Arial" w:eastAsia="Arial" w:hAnsi="Arial"/>
@@ -2295,7 +2295,7 @@
         </w:rPr>
         <w:t xml:space="preserve">© 2026 SeaVuria and ARES. This work is licensed under a </w:t>
       </w:r>
-      <w:hyperlink w:history="1" r:id="rIdk01t05vw0tw1rkikxq8oa">
+      <w:hyperlink w:history="1" r:id="rIdzd8o7mmqudfuv81s4vmp4">
         <w:r>
           <w:rPr>
             <w:rFonts w:ascii="Arial" w:cs="Arial" w:eastAsia="Arial" w:hAnsi="Arial"/>
@@ -2315,7 +2315,7 @@
         </w:rPr>
         <w:t xml:space="preserve"> (</w:t>
       </w:r>
-      <w:hyperlink w:history="1" r:id="rIdv4ytkhkjnzhsbb29gezxz">
+      <w:hyperlink w:history="1" r:id="rIdn7dmqmaotxgfzoi0hf-mj">
         <w:r>
           <w:rPr>
             <w:rFonts w:ascii="Arial" w:cs="Arial" w:eastAsia="Arial" w:hAnsi="Arial"/>
@@ -2335,7 +2335,7 @@
         </w:rPr>
         <w:t xml:space="preserve">). To view a copy of this license, visit </w:t>
       </w:r>
-      <w:hyperlink w:history="1" r:id="rIdt2uyigfdxojxsnq7ejtnx">
+      <w:hyperlink w:history="1" r:id="rIdutpohlxpc3mswny-lhkhu">
         <w:r>
           <w:rPr>
             <w:rFonts w:ascii="Arial" w:cs="Arial" w:eastAsia="Arial" w:hAnsi="Arial"/>
